--- a/CLAUDE.docx
+++ b/CLAUDE.docx
@@ -59,7 +59,7 @@
         <w:t xml:space="preserve"> </w:t>
       </w:r>
       <w:r>
-        <w:t xml:space="preserve">Closing the AI Literacy Gap: Scaffolding Equitable Participation in AI-Integrated Assessment</w:t>
+        <w:t xml:space="preserve">Scaffolding AI Interaction: A Low-Cost Intervention for Equitable Student Engagement</w:t>
       </w:r>
     </w:p>
     <w:p>
@@ -552,13 +552,13 @@
       </w:r>
     </w:p>
     <w:bookmarkEnd w:id="25"/>
-    <w:bookmarkStart w:id="26" w:name="co-investigators-both-tbc-no-third-co-i"/>
+    <w:bookmarkStart w:id="26" w:name="co-investigators-all-tbc"/>
     <w:p>
       <w:pPr>
         <w:pStyle w:val="Heading2"/>
       </w:pPr>
       <w:r>
-        <w:t xml:space="preserve">Co-Investigators (both TBC, no third co-I)</w:t>
+        <w:t xml:space="preserve">Co-Investigators (all TBC)</w:t>
       </w:r>
     </w:p>
     <w:p>
@@ -570,7 +570,7 @@
         </w:numPr>
       </w:pPr>
       <w:r>
-        <w:t xml:space="preserve">Dr Marcela Moraes - Marketing, SoMM</w:t>
+        <w:t xml:space="preserve">Dr Marcela Moraes - Marketing, SoMM (MKTG1000)</w:t>
       </w:r>
     </w:p>
     <w:p>
@@ -582,7 +582,19 @@
         </w:numPr>
       </w:pPr>
       <w:r>
-        <w:t xml:space="preserve">Dr Torsten Reiners - Supply Chain Management, SoMM</w:t>
+        <w:t xml:space="preserve">Dr Torsten Reiners - Supply Chain Management, SoMM (MGMT6076)</w:t>
+      </w:r>
+    </w:p>
+    <w:p>
+      <w:pPr>
+        <w:pStyle w:val="Compact"/>
+        <w:numPr>
+          <w:ilvl w:val="0"/>
+          <w:numId w:val="1004"/>
+        </w:numPr>
+      </w:pPr>
+      <w:r>
+        <w:t xml:space="preserve">Potential 4th: colleague from People and Culture / HR discipline, SoMM (invited, awaiting response)</w:t>
       </w:r>
     </w:p>
     <w:bookmarkEnd w:id="26"/>

--- a/CLAUDE.docx
+++ b/CLAUDE.docx
@@ -552,13 +552,13 @@
       </w:r>
     </w:p>
     <w:bookmarkEnd w:id="25"/>
-    <w:bookmarkStart w:id="26" w:name="co-investigators-all-tbc"/>
+    <w:bookmarkStart w:id="26" w:name="co-investigators"/>
     <w:p>
       <w:pPr>
         <w:pStyle w:val="Heading2"/>
       </w:pPr>
       <w:r>
-        <w:t xml:space="preserve">Co-Investigators (all TBC)</w:t>
+        <w:t xml:space="preserve">Co-Investigators</w:t>
       </w:r>
     </w:p>
     <w:p>
@@ -570,7 +570,7 @@
         </w:numPr>
       </w:pPr>
       <w:r>
-        <w:t xml:space="preserve">Dr Marcela Moraes - Marketing, SoMM (MKTG1000)</w:t>
+        <w:t xml:space="preserve">Marcela Moraes - Marketing, SoMM (MKTG1000)</w:t>
       </w:r>
     </w:p>
     <w:p>
@@ -582,7 +582,7 @@
         </w:numPr>
       </w:pPr>
       <w:r>
-        <w:t xml:space="preserve">Dr Torsten Reiners - Supply Chain Management, SoMM (MGMT6076)</w:t>
+        <w:t xml:space="preserve">Torsten Reiners - Supply Chain Management, SoMM (MGMT6076)</w:t>
       </w:r>
     </w:p>
     <w:p>
@@ -594,7 +594,7 @@
         </w:numPr>
       </w:pPr>
       <w:r>
-        <w:t xml:space="preserve">Potential 4th: colleague from People and Culture / HR discipline, SoMM (invited, awaiting response)</w:t>
+        <w:t xml:space="preserve">Renee Ralph - People and Culture, SoMM (MGMT3014)</w:t>
       </w:r>
     </w:p>
     <w:bookmarkEnd w:id="26"/>
